--- a/public/yess-bangla-company-profile.docx
+++ b/public/yess-bangla-company-profile.docx
@@ -6,7 +6,7 @@
       <w:pPr>
         <w:pStyle w:val="Heading1"/>
       </w:pPr>
-      <w:bookmarkStart w:id="47043" w:name="cover"/>
+      <w:bookmarkStart w:id="91545" w:name="cover"/>
       <w:r>
         <w:rPr>
           <w:rFonts w:ascii="Calibri" w:hAnsi="Calibri"/>
@@ -16,7 +16,7 @@
         </w:rPr>
         <w:t>Company Profile</w:t>
       </w:r>
-      <w:bookmarkEnd w:id="47043"/>
+      <w:bookmarkEnd w:id="91545"/>
     </w:p>
     <w:p>
       <w:pPr>
@@ -428,7 +428,7 @@
       <w:pPr>
         <w:pStyle w:val="Heading1"/>
       </w:pPr>
-      <w:bookmarkStart w:id="36321" w:name="contents"/>
+      <w:bookmarkStart w:id="16947" w:name="contents"/>
       <w:r>
         <w:rPr>
           <w:rFonts w:ascii="Calibri" w:hAnsi="Calibri"/>
@@ -438,7 +438,7 @@
         </w:rPr>
         <w:t>Contents</w:t>
       </w:r>
-      <w:bookmarkEnd w:id="36321"/>
+      <w:bookmarkEnd w:id="16947"/>
     </w:p>
     <w:p>
       <w:pPr>
@@ -673,7 +673,7 @@
       <w:pPr>
         <w:pStyle w:val="Heading1"/>
       </w:pPr>
-      <w:bookmarkStart w:id="1612" w:name="sec01"/>
+      <w:bookmarkStart w:id="79636" w:name="sec01"/>
       <w:r>
         <w:rPr>
           <w:rFonts w:ascii="Calibri" w:hAnsi="Calibri"/>
@@ -683,7 +683,7 @@
         </w:rPr>
         <w:t>01 · Message from the Management</w:t>
       </w:r>
-      <w:bookmarkEnd w:id="1612"/>
+      <w:bookmarkEnd w:id="79636"/>
     </w:p>
     <w:p>
       <w:pPr>
@@ -750,7 +750,7 @@
       <w:pPr>
         <w:pStyle w:val="Heading1"/>
       </w:pPr>
-      <w:bookmarkStart w:id="65879" w:name="sec02"/>
+      <w:bookmarkStart w:id="81198" w:name="sec02"/>
       <w:r>
         <w:rPr>
           <w:rFonts w:ascii="Calibri" w:hAnsi="Calibri"/>
@@ -760,7 +760,7 @@
         </w:rPr>
         <w:t>02 · About Yess Bangla</w:t>
       </w:r>
-      <w:bookmarkEnd w:id="65879"/>
+      <w:bookmarkEnd w:id="81198"/>
     </w:p>
     <w:p>
       <w:pPr>
@@ -1040,7 +1040,7 @@
       <w:pPr>
         <w:pStyle w:val="Heading1"/>
       </w:pPr>
-      <w:bookmarkStart w:id="74644" w:name="sec03"/>
+      <w:bookmarkStart w:id="69990" w:name="sec03"/>
       <w:r>
         <w:rPr>
           <w:rFonts w:ascii="Calibri" w:hAnsi="Calibri"/>
@@ -1050,7 +1050,7 @@
         </w:rPr>
         <w:t>03 · Vision, Mission &amp; Values</w:t>
       </w:r>
-      <w:bookmarkEnd w:id="74644"/>
+      <w:bookmarkEnd w:id="69990"/>
     </w:p>
     <w:p>
       <w:pPr>
@@ -1264,7 +1264,7 @@
       <w:pPr>
         <w:pStyle w:val="Heading1"/>
       </w:pPr>
-      <w:bookmarkStart w:id="68580" w:name="sec04"/>
+      <w:bookmarkStart w:id="83894" w:name="sec04"/>
       <w:r>
         <w:rPr>
           <w:rFonts w:ascii="Calibri" w:hAnsi="Calibri"/>
@@ -1274,7 +1274,7 @@
         </w:rPr>
         <w:t>04 · Corporate Structure</w:t>
       </w:r>
-      <w:bookmarkEnd w:id="68580"/>
+      <w:bookmarkEnd w:id="83894"/>
     </w:p>
     <w:p>
       <w:pPr>
@@ -1564,7 +1564,7 @@
       <w:pPr>
         <w:pStyle w:val="Heading1"/>
       </w:pPr>
-      <w:bookmarkStart w:id="86206" w:name="sec05"/>
+      <w:bookmarkStart w:id="30516" w:name="sec05"/>
       <w:r>
         <w:rPr>
           <w:rFonts w:ascii="Calibri" w:hAnsi="Calibri"/>
@@ -1574,7 +1574,7 @@
         </w:rPr>
         <w:t>05 · Business Verticals &amp; Ventures</w:t>
       </w:r>
-      <w:bookmarkEnd w:id="86206"/>
+      <w:bookmarkEnd w:id="30516"/>
     </w:p>
     <w:p>
       <w:pPr>
@@ -1813,7 +1813,7 @@
       <w:pPr>
         <w:pStyle w:val="Heading1"/>
       </w:pPr>
-      <w:bookmarkStart w:id="38412" w:name="sec06"/>
+      <w:bookmarkStart w:id="8073" w:name="sec06"/>
       <w:r>
         <w:rPr>
           <w:rFonts w:ascii="Calibri" w:hAnsi="Calibri"/>
@@ -1823,7 +1823,7 @@
         </w:rPr>
         <w:t>06 · Capabilities &amp; Service Lines</w:t>
       </w:r>
-      <w:bookmarkEnd w:id="38412"/>
+      <w:bookmarkEnd w:id="8073"/>
     </w:p>
     <w:p>
       <w:r>
@@ -1986,7 +1986,7 @@
       <w:pPr>
         <w:pStyle w:val="Heading1"/>
       </w:pPr>
-      <w:bookmarkStart w:id="75049" w:name="sec07"/>
+      <w:bookmarkStart w:id="62765" w:name="sec07"/>
       <w:r>
         <w:rPr>
           <w:rFonts w:ascii="Calibri" w:hAnsi="Calibri"/>
@@ -1996,7 +1996,7 @@
         </w:rPr>
         <w:t>07 · Technology &amp; Quality Standards</w:t>
       </w:r>
-      <w:bookmarkEnd w:id="75049"/>
+      <w:bookmarkEnd w:id="62765"/>
     </w:p>
     <w:p>
       <w:pPr>
@@ -2219,7 +2219,7 @@
       <w:pPr>
         <w:pStyle w:val="Heading1"/>
       </w:pPr>
-      <w:bookmarkStart w:id="75036" w:name="sec08"/>
+      <w:bookmarkStart w:id="66465" w:name="sec08"/>
       <w:r>
         <w:rPr>
           <w:rFonts w:ascii="Calibri" w:hAnsi="Calibri"/>
@@ -2229,7 +2229,7 @@
         </w:rPr>
         <w:t>08 · Clients, Audience &amp; Market Reach</w:t>
       </w:r>
-      <w:bookmarkEnd w:id="75036"/>
+      <w:bookmarkEnd w:id="66465"/>
     </w:p>
     <w:p>
       <w:pPr>
@@ -2569,7 +2569,7 @@
       <w:pPr>
         <w:pStyle w:val="Heading1"/>
       </w:pPr>
-      <w:bookmarkStart w:id="40668" w:name="sec09"/>
+      <w:bookmarkStart w:id="29007" w:name="sec09"/>
       <w:r>
         <w:rPr>
           <w:rFonts w:ascii="Calibri" w:hAnsi="Calibri"/>
@@ -2579,7 +2579,7 @@
         </w:rPr>
         <w:t>09 · Track Record &amp; Milestones</w:t>
       </w:r>
-      <w:bookmarkEnd w:id="40668"/>
+      <w:bookmarkEnd w:id="29007"/>
     </w:p>
     <w:p>
       <w:r>
@@ -2704,7 +2704,7 @@
       <w:pPr>
         <w:pStyle w:val="Heading1"/>
       </w:pPr>
-      <w:bookmarkStart w:id="46407" w:name="sec10"/>
+      <w:bookmarkStart w:id="71310" w:name="sec10"/>
       <w:r>
         <w:rPr>
           <w:rFonts w:ascii="Calibri" w:hAnsi="Calibri"/>
@@ -2714,7 +2714,7 @@
         </w:rPr>
         <w:t>10 · Corporate Social Responsibility</w:t>
       </w:r>
-      <w:bookmarkEnd w:id="46407"/>
+      <w:bookmarkEnd w:id="71310"/>
     </w:p>
     <w:p>
       <w:pPr>
@@ -2834,7 +2834,7 @@
       <w:pPr>
         <w:pStyle w:val="Heading1"/>
       </w:pPr>
-      <w:bookmarkStart w:id="27860" w:name="sec11"/>
+      <w:bookmarkStart w:id="41403" w:name="sec11"/>
       <w:r>
         <w:rPr>
           <w:rFonts w:ascii="Calibri" w:hAnsi="Calibri"/>
@@ -2844,7 +2844,7 @@
         </w:rPr>
         <w:t>11 · Compliance, Governance &amp; Confidentiality</w:t>
       </w:r>
-      <w:bookmarkEnd w:id="27860"/>
+      <w:bookmarkEnd w:id="41403"/>
     </w:p>
     <w:p>
       <w:pPr>
@@ -3040,7 +3040,7 @@
       <w:pPr>
         <w:pStyle w:val="Heading1"/>
       </w:pPr>
-      <w:bookmarkStart w:id="96384" w:name="sec12"/>
+      <w:bookmarkStart w:id="15530" w:name="sec12"/>
       <w:r>
         <w:rPr>
           <w:rFonts w:ascii="Calibri" w:hAnsi="Calibri"/>
@@ -3050,7 +3050,7 @@
         </w:rPr>
         <w:t>12 · Leadership Team</w:t>
       </w:r>
-      <w:bookmarkEnd w:id="96384"/>
+      <w:bookmarkEnd w:id="15530"/>
     </w:p>
     <w:p>
       <w:pPr>
@@ -3408,7 +3408,7 @@
       <w:pPr>
         <w:pStyle w:val="Heading1"/>
       </w:pPr>
-      <w:bookmarkStart w:id="13860" w:name="sec13"/>
+      <w:bookmarkStart w:id="96384" w:name="sec13"/>
       <w:r>
         <w:rPr>
           <w:rFonts w:ascii="Calibri" w:hAnsi="Calibri"/>
@@ -3418,7 +3418,7 @@
         </w:rPr>
         <w:t>13 · Why Choose Yess Bangla</w:t>
       </w:r>
-      <w:bookmarkEnd w:id="13860"/>
+      <w:bookmarkEnd w:id="96384"/>
     </w:p>
     <w:p>
       <w:r>
@@ -3524,7 +3524,7 @@
       <w:pPr>
         <w:pStyle w:val="Heading1"/>
       </w:pPr>
-      <w:bookmarkStart w:id="66286" w:name="sec14"/>
+      <w:bookmarkStart w:id="83663" w:name="sec14"/>
       <w:r>
         <w:rPr>
           <w:rFonts w:ascii="Calibri" w:hAnsi="Calibri"/>
@@ -3534,7 +3534,7 @@
         </w:rPr>
         <w:t>14 · Contact &amp; Engagement</w:t>
       </w:r>
-      <w:bookmarkEnd w:id="66286"/>
+      <w:bookmarkEnd w:id="83663"/>
     </w:p>
     <w:p>
       <w:pPr>

--- a/public/yess-bangla-company-profile.docx
+++ b/public/yess-bangla-company-profile.docx
@@ -6,7 +6,7 @@
       <w:pPr>
         <w:pStyle w:val="Heading1"/>
       </w:pPr>
-      <w:bookmarkStart w:id="91545" w:name="cover"/>
+      <w:bookmarkStart w:id="79595" w:name="cover"/>
       <w:r>
         <w:rPr>
           <w:rFonts w:ascii="Calibri" w:hAnsi="Calibri"/>
@@ -16,7 +16,7 @@
         </w:rPr>
         <w:t>Company Profile</w:t>
       </w:r>
-      <w:bookmarkEnd w:id="91545"/>
+      <w:bookmarkEnd w:id="79595"/>
     </w:p>
     <w:p>
       <w:pPr>
@@ -428,7 +428,7 @@
       <w:pPr>
         <w:pStyle w:val="Heading1"/>
       </w:pPr>
-      <w:bookmarkStart w:id="16947" w:name="contents"/>
+      <w:bookmarkStart w:id="80706" w:name="contents"/>
       <w:r>
         <w:rPr>
           <w:rFonts w:ascii="Calibri" w:hAnsi="Calibri"/>
@@ -438,7 +438,7 @@
         </w:rPr>
         <w:t>Contents</w:t>
       </w:r>
-      <w:bookmarkEnd w:id="16947"/>
+      <w:bookmarkEnd w:id="80706"/>
     </w:p>
     <w:p>
       <w:pPr>
@@ -673,7 +673,7 @@
       <w:pPr>
         <w:pStyle w:val="Heading1"/>
       </w:pPr>
-      <w:bookmarkStart w:id="79636" w:name="sec01"/>
+      <w:bookmarkStart w:id="19013" w:name="sec01"/>
       <w:r>
         <w:rPr>
           <w:rFonts w:ascii="Calibri" w:hAnsi="Calibri"/>
@@ -683,7 +683,7 @@
         </w:rPr>
         <w:t>01 · Message from the Management</w:t>
       </w:r>
-      <w:bookmarkEnd w:id="79636"/>
+      <w:bookmarkEnd w:id="19013"/>
     </w:p>
     <w:p>
       <w:pPr>
@@ -750,7 +750,7 @@
       <w:pPr>
         <w:pStyle w:val="Heading1"/>
       </w:pPr>
-      <w:bookmarkStart w:id="81198" w:name="sec02"/>
+      <w:bookmarkStart w:id="3644" w:name="sec02"/>
       <w:r>
         <w:rPr>
           <w:rFonts w:ascii="Calibri" w:hAnsi="Calibri"/>
@@ -760,7 +760,7 @@
         </w:rPr>
         <w:t>02 · About Yess Bangla</w:t>
       </w:r>
-      <w:bookmarkEnd w:id="81198"/>
+      <w:bookmarkEnd w:id="3644"/>
     </w:p>
     <w:p>
       <w:pPr>
@@ -1040,7 +1040,7 @@
       <w:pPr>
         <w:pStyle w:val="Heading1"/>
       </w:pPr>
-      <w:bookmarkStart w:id="69990" w:name="sec03"/>
+      <w:bookmarkStart w:id="72485" w:name="sec03"/>
       <w:r>
         <w:rPr>
           <w:rFonts w:ascii="Calibri" w:hAnsi="Calibri"/>
@@ -1050,7 +1050,7 @@
         </w:rPr>
         <w:t>03 · Vision, Mission &amp; Values</w:t>
       </w:r>
-      <w:bookmarkEnd w:id="69990"/>
+      <w:bookmarkEnd w:id="72485"/>
     </w:p>
     <w:p>
       <w:pPr>
@@ -1264,7 +1264,7 @@
       <w:pPr>
         <w:pStyle w:val="Heading1"/>
       </w:pPr>
-      <w:bookmarkStart w:id="83894" w:name="sec04"/>
+      <w:bookmarkStart w:id="70378" w:name="sec04"/>
       <w:r>
         <w:rPr>
           <w:rFonts w:ascii="Calibri" w:hAnsi="Calibri"/>
@@ -1274,7 +1274,7 @@
         </w:rPr>
         <w:t>04 · Corporate Structure</w:t>
       </w:r>
-      <w:bookmarkEnd w:id="83894"/>
+      <w:bookmarkEnd w:id="70378"/>
     </w:p>
     <w:p>
       <w:pPr>
@@ -1564,7 +1564,7 @@
       <w:pPr>
         <w:pStyle w:val="Heading1"/>
       </w:pPr>
-      <w:bookmarkStart w:id="30516" w:name="sec05"/>
+      <w:bookmarkStart w:id="87214" w:name="sec05"/>
       <w:r>
         <w:rPr>
           <w:rFonts w:ascii="Calibri" w:hAnsi="Calibri"/>
@@ -1574,7 +1574,7 @@
         </w:rPr>
         <w:t>05 · Business Verticals &amp; Ventures</w:t>
       </w:r>
-      <w:bookmarkEnd w:id="30516"/>
+      <w:bookmarkEnd w:id="87214"/>
     </w:p>
     <w:p>
       <w:pPr>
@@ -1813,7 +1813,7 @@
       <w:pPr>
         <w:pStyle w:val="Heading1"/>
       </w:pPr>
-      <w:bookmarkStart w:id="8073" w:name="sec06"/>
+      <w:bookmarkStart w:id="90856" w:name="sec06"/>
       <w:r>
         <w:rPr>
           <w:rFonts w:ascii="Calibri" w:hAnsi="Calibri"/>
@@ -1823,7 +1823,7 @@
         </w:rPr>
         <w:t>06 · Capabilities &amp; Service Lines</w:t>
       </w:r>
-      <w:bookmarkEnd w:id="8073"/>
+      <w:bookmarkEnd w:id="90856"/>
     </w:p>
     <w:p>
       <w:r>
@@ -1986,7 +1986,7 @@
       <w:pPr>
         <w:pStyle w:val="Heading1"/>
       </w:pPr>
-      <w:bookmarkStart w:id="62765" w:name="sec07"/>
+      <w:bookmarkStart w:id="28063" w:name="sec07"/>
       <w:r>
         <w:rPr>
           <w:rFonts w:ascii="Calibri" w:hAnsi="Calibri"/>
@@ -1996,7 +1996,7 @@
         </w:rPr>
         <w:t>07 · Technology &amp; Quality Standards</w:t>
       </w:r>
-      <w:bookmarkEnd w:id="62765"/>
+      <w:bookmarkEnd w:id="28063"/>
     </w:p>
     <w:p>
       <w:pPr>
@@ -2219,7 +2219,7 @@
       <w:pPr>
         <w:pStyle w:val="Heading1"/>
       </w:pPr>
-      <w:bookmarkStart w:id="66465" w:name="sec08"/>
+      <w:bookmarkStart w:id="25094" w:name="sec08"/>
       <w:r>
         <w:rPr>
           <w:rFonts w:ascii="Calibri" w:hAnsi="Calibri"/>
@@ -2229,7 +2229,7 @@
         </w:rPr>
         <w:t>08 · Clients, Audience &amp; Market Reach</w:t>
       </w:r>
-      <w:bookmarkEnd w:id="66465"/>
+      <w:bookmarkEnd w:id="25094"/>
     </w:p>
     <w:p>
       <w:pPr>
@@ -2569,7 +2569,7 @@
       <w:pPr>
         <w:pStyle w:val="Heading1"/>
       </w:pPr>
-      <w:bookmarkStart w:id="29007" w:name="sec09"/>
+      <w:bookmarkStart w:id="63603" w:name="sec09"/>
       <w:r>
         <w:rPr>
           <w:rFonts w:ascii="Calibri" w:hAnsi="Calibri"/>
@@ -2579,7 +2579,7 @@
         </w:rPr>
         <w:t>09 · Track Record &amp; Milestones</w:t>
       </w:r>
-      <w:bookmarkEnd w:id="29007"/>
+      <w:bookmarkEnd w:id="63603"/>
     </w:p>
     <w:p>
       <w:r>
@@ -2704,7 +2704,7 @@
       <w:pPr>
         <w:pStyle w:val="Heading1"/>
       </w:pPr>
-      <w:bookmarkStart w:id="71310" w:name="sec10"/>
+      <w:bookmarkStart w:id="28537" w:name="sec10"/>
       <w:r>
         <w:rPr>
           <w:rFonts w:ascii="Calibri" w:hAnsi="Calibri"/>
@@ -2714,7 +2714,7 @@
         </w:rPr>
         <w:t>10 · Corporate Social Responsibility</w:t>
       </w:r>
-      <w:bookmarkEnd w:id="71310"/>
+      <w:bookmarkEnd w:id="28537"/>
     </w:p>
     <w:p>
       <w:pPr>
@@ -2834,7 +2834,7 @@
       <w:pPr>
         <w:pStyle w:val="Heading1"/>
       </w:pPr>
-      <w:bookmarkStart w:id="41403" w:name="sec11"/>
+      <w:bookmarkStart w:id="23341" w:name="sec11"/>
       <w:r>
         <w:rPr>
           <w:rFonts w:ascii="Calibri" w:hAnsi="Calibri"/>
@@ -2844,7 +2844,7 @@
         </w:rPr>
         <w:t>11 · Compliance, Governance &amp; Confidentiality</w:t>
       </w:r>
-      <w:bookmarkEnd w:id="41403"/>
+      <w:bookmarkEnd w:id="23341"/>
     </w:p>
     <w:p>
       <w:pPr>
@@ -3040,7 +3040,7 @@
       <w:pPr>
         <w:pStyle w:val="Heading1"/>
       </w:pPr>
-      <w:bookmarkStart w:id="15530" w:name="sec12"/>
+      <w:bookmarkStart w:id="28806" w:name="sec12"/>
       <w:r>
         <w:rPr>
           <w:rFonts w:ascii="Calibri" w:hAnsi="Calibri"/>
@@ -3050,7 +3050,7 @@
         </w:rPr>
         <w:t>12 · Leadership Team</w:t>
       </w:r>
-      <w:bookmarkEnd w:id="15530"/>
+      <w:bookmarkEnd w:id="28806"/>
     </w:p>
     <w:p>
       <w:pPr>
@@ -3408,7 +3408,7 @@
       <w:pPr>
         <w:pStyle w:val="Heading1"/>
       </w:pPr>
-      <w:bookmarkStart w:id="96384" w:name="sec13"/>
+      <w:bookmarkStart w:id="56155" w:name="sec13"/>
       <w:r>
         <w:rPr>
           <w:rFonts w:ascii="Calibri" w:hAnsi="Calibri"/>
@@ -3418,7 +3418,7 @@
         </w:rPr>
         <w:t>13 · Why Choose Yess Bangla</w:t>
       </w:r>
-      <w:bookmarkEnd w:id="96384"/>
+      <w:bookmarkEnd w:id="56155"/>
     </w:p>
     <w:p>
       <w:r>
@@ -3524,7 +3524,7 @@
       <w:pPr>
         <w:pStyle w:val="Heading1"/>
       </w:pPr>
-      <w:bookmarkStart w:id="83663" w:name="sec14"/>
+      <w:bookmarkStart w:id="96944" w:name="sec14"/>
       <w:r>
         <w:rPr>
           <w:rFonts w:ascii="Calibri" w:hAnsi="Calibri"/>
@@ -3534,7 +3534,7 @@
         </w:rPr>
         <w:t>14 · Contact &amp; Engagement</w:t>
       </w:r>
-      <w:bookmarkEnd w:id="83663"/>
+      <w:bookmarkEnd w:id="96944"/>
     </w:p>
     <w:p>
       <w:pPr>

--- a/public/yess-bangla-company-profile.docx
+++ b/public/yess-bangla-company-profile.docx
@@ -6,7 +6,7 @@
       <w:pPr>
         <w:pStyle w:val="Heading1"/>
       </w:pPr>
-      <w:bookmarkStart w:id="79595" w:name="cover"/>
+      <w:bookmarkStart w:id="58358" w:name="cover"/>
       <w:r>
         <w:rPr>
           <w:rFonts w:ascii="Calibri" w:hAnsi="Calibri"/>
@@ -16,7 +16,7 @@
         </w:rPr>
         <w:t>Company Profile</w:t>
       </w:r>
-      <w:bookmarkEnd w:id="79595"/>
+      <w:bookmarkEnd w:id="58358"/>
     </w:p>
     <w:p>
       <w:pPr>
@@ -428,7 +428,7 @@
       <w:pPr>
         <w:pStyle w:val="Heading1"/>
       </w:pPr>
-      <w:bookmarkStart w:id="80706" w:name="contents"/>
+      <w:bookmarkStart w:id="33690" w:name="contents"/>
       <w:r>
         <w:rPr>
           <w:rFonts w:ascii="Calibri" w:hAnsi="Calibri"/>
@@ -438,7 +438,7 @@
         </w:rPr>
         <w:t>Contents</w:t>
       </w:r>
-      <w:bookmarkEnd w:id="80706"/>
+      <w:bookmarkEnd w:id="33690"/>
     </w:p>
     <w:p>
       <w:pPr>
@@ -673,7 +673,7 @@
       <w:pPr>
         <w:pStyle w:val="Heading1"/>
       </w:pPr>
-      <w:bookmarkStart w:id="19013" w:name="sec01"/>
+      <w:bookmarkStart w:id="26994" w:name="sec01"/>
       <w:r>
         <w:rPr>
           <w:rFonts w:ascii="Calibri" w:hAnsi="Calibri"/>
@@ -683,7 +683,7 @@
         </w:rPr>
         <w:t>01 · Message from the Management</w:t>
       </w:r>
-      <w:bookmarkEnd w:id="19013"/>
+      <w:bookmarkEnd w:id="26994"/>
     </w:p>
     <w:p>
       <w:pPr>
@@ -750,7 +750,7 @@
       <w:pPr>
         <w:pStyle w:val="Heading1"/>
       </w:pPr>
-      <w:bookmarkStart w:id="3644" w:name="sec02"/>
+      <w:bookmarkStart w:id="43566" w:name="sec02"/>
       <w:r>
         <w:rPr>
           <w:rFonts w:ascii="Calibri" w:hAnsi="Calibri"/>
@@ -760,7 +760,7 @@
         </w:rPr>
         <w:t>02 · About Yess Bangla</w:t>
       </w:r>
-      <w:bookmarkEnd w:id="3644"/>
+      <w:bookmarkEnd w:id="43566"/>
     </w:p>
     <w:p>
       <w:pPr>
@@ -1040,7 +1040,7 @@
       <w:pPr>
         <w:pStyle w:val="Heading1"/>
       </w:pPr>
-      <w:bookmarkStart w:id="72485" w:name="sec03"/>
+      <w:bookmarkStart w:id="97387" w:name="sec03"/>
       <w:r>
         <w:rPr>
           <w:rFonts w:ascii="Calibri" w:hAnsi="Calibri"/>
@@ -1050,7 +1050,7 @@
         </w:rPr>
         <w:t>03 · Vision, Mission &amp; Values</w:t>
       </w:r>
-      <w:bookmarkEnd w:id="72485"/>
+      <w:bookmarkEnd w:id="97387"/>
     </w:p>
     <w:p>
       <w:pPr>
@@ -1264,7 +1264,7 @@
       <w:pPr>
         <w:pStyle w:val="Heading1"/>
       </w:pPr>
-      <w:bookmarkStart w:id="70378" w:name="sec04"/>
+      <w:bookmarkStart w:id="94519" w:name="sec04"/>
       <w:r>
         <w:rPr>
           <w:rFonts w:ascii="Calibri" w:hAnsi="Calibri"/>
@@ -1274,7 +1274,7 @@
         </w:rPr>
         <w:t>04 · Corporate Structure</w:t>
       </w:r>
-      <w:bookmarkEnd w:id="70378"/>
+      <w:bookmarkEnd w:id="94519"/>
     </w:p>
     <w:p>
       <w:pPr>
@@ -1564,7 +1564,7 @@
       <w:pPr>
         <w:pStyle w:val="Heading1"/>
       </w:pPr>
-      <w:bookmarkStart w:id="87214" w:name="sec05"/>
+      <w:bookmarkStart w:id="62977" w:name="sec05"/>
       <w:r>
         <w:rPr>
           <w:rFonts w:ascii="Calibri" w:hAnsi="Calibri"/>
@@ -1574,7 +1574,7 @@
         </w:rPr>
         <w:t>05 · Business Verticals &amp; Ventures</w:t>
       </w:r>
-      <w:bookmarkEnd w:id="87214"/>
+      <w:bookmarkEnd w:id="62977"/>
     </w:p>
     <w:p>
       <w:pPr>
@@ -1813,7 +1813,7 @@
       <w:pPr>
         <w:pStyle w:val="Heading1"/>
       </w:pPr>
-      <w:bookmarkStart w:id="90856" w:name="sec06"/>
+      <w:bookmarkStart w:id="92513" w:name="sec06"/>
       <w:r>
         <w:rPr>
           <w:rFonts w:ascii="Calibri" w:hAnsi="Calibri"/>
@@ -1823,7 +1823,7 @@
         </w:rPr>
         <w:t>06 · Capabilities &amp; Service Lines</w:t>
       </w:r>
-      <w:bookmarkEnd w:id="90856"/>
+      <w:bookmarkEnd w:id="92513"/>
     </w:p>
     <w:p>
       <w:r>
@@ -1986,7 +1986,7 @@
       <w:pPr>
         <w:pStyle w:val="Heading1"/>
       </w:pPr>
-      <w:bookmarkStart w:id="28063" w:name="sec07"/>
+      <w:bookmarkStart w:id="98144" w:name="sec07"/>
       <w:r>
         <w:rPr>
           <w:rFonts w:ascii="Calibri" w:hAnsi="Calibri"/>
@@ -1996,7 +1996,7 @@
         </w:rPr>
         <w:t>07 · Technology &amp; Quality Standards</w:t>
       </w:r>
-      <w:bookmarkEnd w:id="28063"/>
+      <w:bookmarkEnd w:id="98144"/>
     </w:p>
     <w:p>
       <w:pPr>
@@ -2219,7 +2219,7 @@
       <w:pPr>
         <w:pStyle w:val="Heading1"/>
       </w:pPr>
-      <w:bookmarkStart w:id="25094" w:name="sec08"/>
+      <w:bookmarkStart w:id="81229" w:name="sec08"/>
       <w:r>
         <w:rPr>
           <w:rFonts w:ascii="Calibri" w:hAnsi="Calibri"/>
@@ -2229,7 +2229,7 @@
         </w:rPr>
         <w:t>08 · Clients, Audience &amp; Market Reach</w:t>
       </w:r>
-      <w:bookmarkEnd w:id="25094"/>
+      <w:bookmarkEnd w:id="81229"/>
     </w:p>
     <w:p>
       <w:pPr>
@@ -2569,7 +2569,7 @@
       <w:pPr>
         <w:pStyle w:val="Heading1"/>
       </w:pPr>
-      <w:bookmarkStart w:id="63603" w:name="sec09"/>
+      <w:bookmarkStart w:id="22780" w:name="sec09"/>
       <w:r>
         <w:rPr>
           <w:rFonts w:ascii="Calibri" w:hAnsi="Calibri"/>
@@ -2579,7 +2579,7 @@
         </w:rPr>
         <w:t>09 · Track Record &amp; Milestones</w:t>
       </w:r>
-      <w:bookmarkEnd w:id="63603"/>
+      <w:bookmarkEnd w:id="22780"/>
     </w:p>
     <w:p>
       <w:r>
@@ -2704,7 +2704,7 @@
       <w:pPr>
         <w:pStyle w:val="Heading1"/>
       </w:pPr>
-      <w:bookmarkStart w:id="28537" w:name="sec10"/>
+      <w:bookmarkStart w:id="62610" w:name="sec10"/>
       <w:r>
         <w:rPr>
           <w:rFonts w:ascii="Calibri" w:hAnsi="Calibri"/>
@@ -2714,7 +2714,7 @@
         </w:rPr>
         <w:t>10 · Corporate Social Responsibility</w:t>
       </w:r>
-      <w:bookmarkEnd w:id="28537"/>
+      <w:bookmarkEnd w:id="62610"/>
     </w:p>
     <w:p>
       <w:pPr>
@@ -2834,7 +2834,7 @@
       <w:pPr>
         <w:pStyle w:val="Heading1"/>
       </w:pPr>
-      <w:bookmarkStart w:id="23341" w:name="sec11"/>
+      <w:bookmarkStart w:id="49752" w:name="sec11"/>
       <w:r>
         <w:rPr>
           <w:rFonts w:ascii="Calibri" w:hAnsi="Calibri"/>
@@ -2844,7 +2844,7 @@
         </w:rPr>
         <w:t>11 · Compliance, Governance &amp; Confidentiality</w:t>
       </w:r>
-      <w:bookmarkEnd w:id="23341"/>
+      <w:bookmarkEnd w:id="49752"/>
     </w:p>
     <w:p>
       <w:pPr>
@@ -3040,7 +3040,7 @@
       <w:pPr>
         <w:pStyle w:val="Heading1"/>
       </w:pPr>
-      <w:bookmarkStart w:id="28806" w:name="sec12"/>
+      <w:bookmarkStart w:id="34362" w:name="sec12"/>
       <w:r>
         <w:rPr>
           <w:rFonts w:ascii="Calibri" w:hAnsi="Calibri"/>
@@ -3050,7 +3050,7 @@
         </w:rPr>
         <w:t>12 · Leadership Team</w:t>
       </w:r>
-      <w:bookmarkEnd w:id="28806"/>
+      <w:bookmarkEnd w:id="34362"/>
     </w:p>
     <w:p>
       <w:pPr>
@@ -3408,7 +3408,7 @@
       <w:pPr>
         <w:pStyle w:val="Heading1"/>
       </w:pPr>
-      <w:bookmarkStart w:id="56155" w:name="sec13"/>
+      <w:bookmarkStart w:id="76341" w:name="sec13"/>
       <w:r>
         <w:rPr>
           <w:rFonts w:ascii="Calibri" w:hAnsi="Calibri"/>
@@ -3418,7 +3418,7 @@
         </w:rPr>
         <w:t>13 · Why Choose Yess Bangla</w:t>
       </w:r>
-      <w:bookmarkEnd w:id="56155"/>
+      <w:bookmarkEnd w:id="76341"/>
     </w:p>
     <w:p>
       <w:r>
@@ -3524,7 +3524,7 @@
       <w:pPr>
         <w:pStyle w:val="Heading1"/>
       </w:pPr>
-      <w:bookmarkStart w:id="96944" w:name="sec14"/>
+      <w:bookmarkStart w:id="84562" w:name="sec14"/>
       <w:r>
         <w:rPr>
           <w:rFonts w:ascii="Calibri" w:hAnsi="Calibri"/>
@@ -3534,7 +3534,7 @@
         </w:rPr>
         <w:t>14 · Contact &amp; Engagement</w:t>
       </w:r>
-      <w:bookmarkEnd w:id="96944"/>
+      <w:bookmarkEnd w:id="84562"/>
     </w:p>
     <w:p>
       <w:pPr>

--- a/public/yess-bangla-company-profile.docx
+++ b/public/yess-bangla-company-profile.docx
@@ -96,13 +96,13 @@
         <w:tblLook w:firstColumn="1" w:firstRow="1" w:lastColumn="0" w:lastRow="0" w:noHBand="0" w:noVBand="1" w:val="04A0"/>
       </w:tblPr>
       <w:tblGrid>
-        <w:gridCol w:w="4819"/>
-        <w:gridCol w:w="4819"/>
+        <w:gridCol w:w="4706"/>
+        <w:gridCol w:w="4706"/>
       </w:tblGrid>
       <w:tr>
         <w:tc>
           <w:tcPr>
-            <w:tcW w:type="dxa" w:w="4819"/>
+            <w:tcW w:type="dxa" w:w="4706"/>
           </w:tcPr>
           <w:p>
             <w:r>
@@ -116,7 +116,7 @@
         </w:tc>
         <w:tc>
           <w:tcPr>
-            <w:tcW w:type="dxa" w:w="4819"/>
+            <w:tcW w:type="dxa" w:w="4706"/>
           </w:tcPr>
           <w:p>
             <w:r>
@@ -128,7 +128,7 @@
       <w:tr>
         <w:tc>
           <w:tcPr>
-            <w:tcW w:type="dxa" w:w="4819"/>
+            <w:tcW w:type="dxa" w:w="4706"/>
           </w:tcPr>
           <w:p>
             <w:r>
@@ -142,7 +142,7 @@
         </w:tc>
         <w:tc>
           <w:tcPr>
-            <w:tcW w:type="dxa" w:w="4819"/>
+            <w:tcW w:type="dxa" w:w="4706"/>
           </w:tcPr>
           <w:p>
             <w:r>
@@ -154,7 +154,7 @@
       <w:tr>
         <w:tc>
           <w:tcPr>
-            <w:tcW w:type="dxa" w:w="4819"/>
+            <w:tcW w:type="dxa" w:w="4706"/>
           </w:tcPr>
           <w:p>
             <w:r>
@@ -168,7 +168,7 @@
         </w:tc>
         <w:tc>
           <w:tcPr>
-            <w:tcW w:type="dxa" w:w="4819"/>
+            <w:tcW w:type="dxa" w:w="4706"/>
           </w:tcPr>
           <w:p>
             <w:r>
@@ -180,7 +180,7 @@
       <w:tr>
         <w:tc>
           <w:tcPr>
-            <w:tcW w:type="dxa" w:w="4819"/>
+            <w:tcW w:type="dxa" w:w="4706"/>
           </w:tcPr>
           <w:p>
             <w:r>
@@ -194,7 +194,7 @@
         </w:tc>
         <w:tc>
           <w:tcPr>
-            <w:tcW w:type="dxa" w:w="4819"/>
+            <w:tcW w:type="dxa" w:w="4706"/>
           </w:tcPr>
           <w:p>
             <w:r>
@@ -206,7 +206,7 @@
       <w:tr>
         <w:tc>
           <w:tcPr>
-            <w:tcW w:type="dxa" w:w="4819"/>
+            <w:tcW w:type="dxa" w:w="4706"/>
           </w:tcPr>
           <w:p>
             <w:r>
@@ -220,7 +220,7 @@
         </w:tc>
         <w:tc>
           <w:tcPr>
-            <w:tcW w:type="dxa" w:w="4819"/>
+            <w:tcW w:type="dxa" w:w="4706"/>
           </w:tcPr>
           <w:p>
             <w:r>
@@ -232,7 +232,7 @@
       <w:tr>
         <w:tc>
           <w:tcPr>
-            <w:tcW w:type="dxa" w:w="4819"/>
+            <w:tcW w:type="dxa" w:w="4706"/>
           </w:tcPr>
           <w:p>
             <w:r>
@@ -246,7 +246,7 @@
         </w:tc>
         <w:tc>
           <w:tcPr>
-            <w:tcW w:type="dxa" w:w="4819"/>
+            <w:tcW w:type="dxa" w:w="4706"/>
           </w:tcPr>
           <w:p>
             <w:r>
@@ -431,14 +431,14 @@
         <w:tblLook w:firstColumn="1" w:firstRow="1" w:lastColumn="0" w:lastRow="0" w:noHBand="0" w:noVBand="1" w:val="04A0"/>
       </w:tblPr>
       <w:tblGrid>
-        <w:gridCol w:w="3213"/>
-        <w:gridCol w:w="3213"/>
-        <w:gridCol w:w="3213"/>
+        <w:gridCol w:w="3137"/>
+        <w:gridCol w:w="3137"/>
+        <w:gridCol w:w="3137"/>
       </w:tblGrid>
       <w:tr>
         <w:tc>
           <w:tcPr>
-            <w:tcW w:type="dxa" w:w="3213"/>
+            <w:tcW w:type="dxa" w:w="3137"/>
           </w:tcPr>
           <w:p>
             <w:r>
@@ -452,7 +452,7 @@
         </w:tc>
         <w:tc>
           <w:tcPr>
-            <w:tcW w:type="dxa" w:w="3213"/>
+            <w:tcW w:type="dxa" w:w="3137"/>
           </w:tcPr>
           <w:p>
             <w:r>
@@ -466,7 +466,7 @@
         </w:tc>
         <w:tc>
           <w:tcPr>
-            <w:tcW w:type="dxa" w:w="3213"/>
+            <w:tcW w:type="dxa" w:w="3137"/>
           </w:tcPr>
           <w:p>
             <w:r>
@@ -482,7 +482,7 @@
       <w:tr>
         <w:tc>
           <w:tcPr>
-            <w:tcW w:type="dxa" w:w="3213"/>
+            <w:tcW w:type="dxa" w:w="3137"/>
           </w:tcPr>
           <w:p>
             <w:r>
@@ -492,7 +492,7 @@
         </w:tc>
         <w:tc>
           <w:tcPr>
-            <w:tcW w:type="dxa" w:w="3213"/>
+            <w:tcW w:type="dxa" w:w="3137"/>
           </w:tcPr>
           <w:p>
             <w:r>
@@ -502,7 +502,7 @@
         </w:tc>
         <w:tc>
           <w:tcPr>
-            <w:tcW w:type="dxa" w:w="3213"/>
+            <w:tcW w:type="dxa" w:w="3137"/>
           </w:tcPr>
           <w:p>
             <w:r>
@@ -514,7 +514,7 @@
       <w:tr>
         <w:tc>
           <w:tcPr>
-            <w:tcW w:type="dxa" w:w="3213"/>
+            <w:tcW w:type="dxa" w:w="3137"/>
           </w:tcPr>
           <w:p>
             <w:r>
@@ -524,7 +524,7 @@
         </w:tc>
         <w:tc>
           <w:tcPr>
-            <w:tcW w:type="dxa" w:w="3213"/>
+            <w:tcW w:type="dxa" w:w="3137"/>
           </w:tcPr>
           <w:p>
             <w:r>
@@ -534,7 +534,7 @@
         </w:tc>
         <w:tc>
           <w:tcPr>
-            <w:tcW w:type="dxa" w:w="3213"/>
+            <w:tcW w:type="dxa" w:w="3137"/>
           </w:tcPr>
           <w:p>
             <w:r>
@@ -546,7 +546,7 @@
       <w:tr>
         <w:tc>
           <w:tcPr>
-            <w:tcW w:type="dxa" w:w="3213"/>
+            <w:tcW w:type="dxa" w:w="3137"/>
           </w:tcPr>
           <w:p>
             <w:r>
@@ -556,7 +556,7 @@
         </w:tc>
         <w:tc>
           <w:tcPr>
-            <w:tcW w:type="dxa" w:w="3213"/>
+            <w:tcW w:type="dxa" w:w="3137"/>
           </w:tcPr>
           <w:p>
             <w:r>
@@ -566,7 +566,7 @@
         </w:tc>
         <w:tc>
           <w:tcPr>
-            <w:tcW w:type="dxa" w:w="3213"/>
+            <w:tcW w:type="dxa" w:w="3137"/>
           </w:tcPr>
           <w:p>
             <w:r>
@@ -578,7 +578,7 @@
       <w:tr>
         <w:tc>
           <w:tcPr>
-            <w:tcW w:type="dxa" w:w="3213"/>
+            <w:tcW w:type="dxa" w:w="3137"/>
           </w:tcPr>
           <w:p>
             <w:r>
@@ -588,7 +588,7 @@
         </w:tc>
         <w:tc>
           <w:tcPr>
-            <w:tcW w:type="dxa" w:w="3213"/>
+            <w:tcW w:type="dxa" w:w="3137"/>
           </w:tcPr>
           <w:p>
             <w:r>
@@ -598,7 +598,7 @@
         </w:tc>
         <w:tc>
           <w:tcPr>
-            <w:tcW w:type="dxa" w:w="3213"/>
+            <w:tcW w:type="dxa" w:w="3137"/>
           </w:tcPr>
           <w:p>
             <w:r>
@@ -1148,14 +1148,14 @@
         <w:tblLook w:firstColumn="1" w:firstRow="1" w:lastColumn="0" w:lastRow="0" w:noHBand="0" w:noVBand="1" w:val="04A0"/>
       </w:tblPr>
       <w:tblGrid>
-        <w:gridCol w:w="3213"/>
-        <w:gridCol w:w="3213"/>
-        <w:gridCol w:w="3213"/>
+        <w:gridCol w:w="3137"/>
+        <w:gridCol w:w="3137"/>
+        <w:gridCol w:w="3137"/>
       </w:tblGrid>
       <w:tr>
         <w:tc>
           <w:tcPr>
-            <w:tcW w:type="dxa" w:w="3213"/>
+            <w:tcW w:type="dxa" w:w="3137"/>
           </w:tcPr>
           <w:p>
             <w:r>
@@ -1169,7 +1169,7 @@
         </w:tc>
         <w:tc>
           <w:tcPr>
-            <w:tcW w:type="dxa" w:w="3213"/>
+            <w:tcW w:type="dxa" w:w="3137"/>
           </w:tcPr>
           <w:p>
             <w:r>
@@ -1183,7 +1183,7 @@
         </w:tc>
         <w:tc>
           <w:tcPr>
-            <w:tcW w:type="dxa" w:w="3213"/>
+            <w:tcW w:type="dxa" w:w="3137"/>
           </w:tcPr>
           <w:p>
             <w:r>
@@ -1199,7 +1199,7 @@
       <w:tr>
         <w:tc>
           <w:tcPr>
-            <w:tcW w:type="dxa" w:w="3213"/>
+            <w:tcW w:type="dxa" w:w="3137"/>
           </w:tcPr>
           <w:p>
             <w:r>
@@ -1209,7 +1209,7 @@
         </w:tc>
         <w:tc>
           <w:tcPr>
-            <w:tcW w:type="dxa" w:w="3213"/>
+            <w:tcW w:type="dxa" w:w="3137"/>
           </w:tcPr>
           <w:p>
             <w:r>
@@ -1219,7 +1219,7 @@
         </w:tc>
         <w:tc>
           <w:tcPr>
-            <w:tcW w:type="dxa" w:w="3213"/>
+            <w:tcW w:type="dxa" w:w="3137"/>
           </w:tcPr>
           <w:p>
             <w:r>
@@ -1231,7 +1231,7 @@
       <w:tr>
         <w:tc>
           <w:tcPr>
-            <w:tcW w:type="dxa" w:w="3213"/>
+            <w:tcW w:type="dxa" w:w="3137"/>
           </w:tcPr>
           <w:p>
             <w:r>
@@ -1241,7 +1241,7 @@
         </w:tc>
         <w:tc>
           <w:tcPr>
-            <w:tcW w:type="dxa" w:w="3213"/>
+            <w:tcW w:type="dxa" w:w="3137"/>
           </w:tcPr>
           <w:p>
             <w:r>
@@ -1251,7 +1251,7 @@
         </w:tc>
         <w:tc>
           <w:tcPr>
-            <w:tcW w:type="dxa" w:w="3213"/>
+            <w:tcW w:type="dxa" w:w="3137"/>
           </w:tcPr>
           <w:p>
             <w:r>
@@ -1263,7 +1263,7 @@
       <w:tr>
         <w:tc>
           <w:tcPr>
-            <w:tcW w:type="dxa" w:w="3213"/>
+            <w:tcW w:type="dxa" w:w="3137"/>
           </w:tcPr>
           <w:p>
             <w:r>
@@ -1273,7 +1273,7 @@
         </w:tc>
         <w:tc>
           <w:tcPr>
-            <w:tcW w:type="dxa" w:w="3213"/>
+            <w:tcW w:type="dxa" w:w="3137"/>
           </w:tcPr>
           <w:p>
             <w:r>
@@ -1283,7 +1283,7 @@
         </w:tc>
         <w:tc>
           <w:tcPr>
-            <w:tcW w:type="dxa" w:w="3213"/>
+            <w:tcW w:type="dxa" w:w="3137"/>
           </w:tcPr>
           <w:p>
             <w:r>
@@ -1295,7 +1295,7 @@
       <w:tr>
         <w:tc>
           <w:tcPr>
-            <w:tcW w:type="dxa" w:w="3213"/>
+            <w:tcW w:type="dxa" w:w="3137"/>
           </w:tcPr>
           <w:p>
             <w:r>
@@ -1305,7 +1305,7 @@
         </w:tc>
         <w:tc>
           <w:tcPr>
-            <w:tcW w:type="dxa" w:w="3213"/>
+            <w:tcW w:type="dxa" w:w="3137"/>
           </w:tcPr>
           <w:p>
             <w:r>
@@ -1315,7 +1315,7 @@
         </w:tc>
         <w:tc>
           <w:tcPr>
-            <w:tcW w:type="dxa" w:w="3213"/>
+            <w:tcW w:type="dxa" w:w="3137"/>
           </w:tcPr>
           <w:p>
             <w:r>
@@ -1327,7 +1327,7 @@
       <w:tr>
         <w:tc>
           <w:tcPr>
-            <w:tcW w:type="dxa" w:w="3213"/>
+            <w:tcW w:type="dxa" w:w="3137"/>
           </w:tcPr>
           <w:p>
             <w:r>
@@ -1337,7 +1337,7 @@
         </w:tc>
         <w:tc>
           <w:tcPr>
-            <w:tcW w:type="dxa" w:w="3213"/>
+            <w:tcW w:type="dxa" w:w="3137"/>
           </w:tcPr>
           <w:p>
             <w:r>
@@ -1347,7 +1347,7 @@
         </w:tc>
         <w:tc>
           <w:tcPr>
-            <w:tcW w:type="dxa" w:w="3213"/>
+            <w:tcW w:type="dxa" w:w="3137"/>
           </w:tcPr>
           <w:p>
             <w:r>
@@ -1706,13 +1706,13 @@
         <w:tblLook w:firstColumn="1" w:firstRow="1" w:lastColumn="0" w:lastRow="0" w:noHBand="0" w:noVBand="1" w:val="04A0"/>
       </w:tblPr>
       <w:tblGrid>
-        <w:gridCol w:w="4819"/>
-        <w:gridCol w:w="4819"/>
+        <w:gridCol w:w="4706"/>
+        <w:gridCol w:w="4706"/>
       </w:tblGrid>
       <w:tr>
         <w:tc>
           <w:tcPr>
-            <w:tcW w:type="dxa" w:w="4819"/>
+            <w:tcW w:type="dxa" w:w="4706"/>
           </w:tcPr>
           <w:p>
             <w:r>
@@ -1726,7 +1726,7 @@
         </w:tc>
         <w:tc>
           <w:tcPr>
-            <w:tcW w:type="dxa" w:w="4819"/>
+            <w:tcW w:type="dxa" w:w="4706"/>
           </w:tcPr>
           <w:p>
             <w:r>
@@ -1742,7 +1742,7 @@
       <w:tr>
         <w:tc>
           <w:tcPr>
-            <w:tcW w:type="dxa" w:w="4819"/>
+            <w:tcW w:type="dxa" w:w="4706"/>
           </w:tcPr>
           <w:p>
             <w:r>
@@ -1752,7 +1752,7 @@
         </w:tc>
         <w:tc>
           <w:tcPr>
-            <w:tcW w:type="dxa" w:w="4819"/>
+            <w:tcW w:type="dxa" w:w="4706"/>
           </w:tcPr>
           <w:p>
             <w:r>
@@ -1764,7 +1764,7 @@
       <w:tr>
         <w:tc>
           <w:tcPr>
-            <w:tcW w:type="dxa" w:w="4819"/>
+            <w:tcW w:type="dxa" w:w="4706"/>
           </w:tcPr>
           <w:p>
             <w:r>
@@ -1774,7 +1774,7 @@
         </w:tc>
         <w:tc>
           <w:tcPr>
-            <w:tcW w:type="dxa" w:w="4819"/>
+            <w:tcW w:type="dxa" w:w="4706"/>
           </w:tcPr>
           <w:p>
             <w:r>
@@ -1786,7 +1786,7 @@
       <w:tr>
         <w:tc>
           <w:tcPr>
-            <w:tcW w:type="dxa" w:w="4819"/>
+            <w:tcW w:type="dxa" w:w="4706"/>
           </w:tcPr>
           <w:p>
             <w:r>
@@ -1796,7 +1796,7 @@
         </w:tc>
         <w:tc>
           <w:tcPr>
-            <w:tcW w:type="dxa" w:w="4819"/>
+            <w:tcW w:type="dxa" w:w="4706"/>
           </w:tcPr>
           <w:p>
             <w:r>
@@ -1808,7 +1808,7 @@
       <w:tr>
         <w:tc>
           <w:tcPr>
-            <w:tcW w:type="dxa" w:w="4819"/>
+            <w:tcW w:type="dxa" w:w="4706"/>
           </w:tcPr>
           <w:p>
             <w:r>
@@ -1818,7 +1818,7 @@
         </w:tc>
         <w:tc>
           <w:tcPr>
-            <w:tcW w:type="dxa" w:w="4819"/>
+            <w:tcW w:type="dxa" w:w="4706"/>
           </w:tcPr>
           <w:p>
             <w:r>
@@ -1830,7 +1830,7 @@
       <w:tr>
         <w:tc>
           <w:tcPr>
-            <w:tcW w:type="dxa" w:w="4819"/>
+            <w:tcW w:type="dxa" w:w="4706"/>
           </w:tcPr>
           <w:p>
             <w:r>
@@ -1840,7 +1840,7 @@
         </w:tc>
         <w:tc>
           <w:tcPr>
-            <w:tcW w:type="dxa" w:w="4819"/>
+            <w:tcW w:type="dxa" w:w="4706"/>
           </w:tcPr>
           <w:p>
             <w:r>
@@ -1852,7 +1852,7 @@
       <w:tr>
         <w:tc>
           <w:tcPr>
-            <w:tcW w:type="dxa" w:w="4819"/>
+            <w:tcW w:type="dxa" w:w="4706"/>
           </w:tcPr>
           <w:p>
             <w:r>
@@ -1862,7 +1862,7 @@
         </w:tc>
         <w:tc>
           <w:tcPr>
-            <w:tcW w:type="dxa" w:w="4819"/>
+            <w:tcW w:type="dxa" w:w="4706"/>
           </w:tcPr>
           <w:p>
             <w:r>
@@ -1874,7 +1874,7 @@
       <w:tr>
         <w:tc>
           <w:tcPr>
-            <w:tcW w:type="dxa" w:w="4819"/>
+            <w:tcW w:type="dxa" w:w="4706"/>
           </w:tcPr>
           <w:p>
             <w:r>
@@ -1884,7 +1884,7 @@
         </w:tc>
         <w:tc>
           <w:tcPr>
-            <w:tcW w:type="dxa" w:w="4819"/>
+            <w:tcW w:type="dxa" w:w="4706"/>
           </w:tcPr>
           <w:p>
             <w:r>
@@ -1896,7 +1896,7 @@
       <w:tr>
         <w:tc>
           <w:tcPr>
-            <w:tcW w:type="dxa" w:w="4819"/>
+            <w:tcW w:type="dxa" w:w="4706"/>
           </w:tcPr>
           <w:p>
             <w:r>
@@ -1906,7 +1906,7 @@
         </w:tc>
         <w:tc>
           <w:tcPr>
-            <w:tcW w:type="dxa" w:w="4819"/>
+            <w:tcW w:type="dxa" w:w="4706"/>
           </w:tcPr>
           <w:p>
             <w:r>
@@ -2044,13 +2044,13 @@
         <w:tblLook w:firstColumn="1" w:firstRow="1" w:lastColumn="0" w:lastRow="0" w:noHBand="0" w:noVBand="1" w:val="04A0"/>
       </w:tblPr>
       <w:tblGrid>
-        <w:gridCol w:w="4819"/>
-        <w:gridCol w:w="4819"/>
+        <w:gridCol w:w="4706"/>
+        <w:gridCol w:w="4706"/>
       </w:tblGrid>
       <w:tr>
         <w:tc>
           <w:tcPr>
-            <w:tcW w:type="dxa" w:w="4819"/>
+            <w:tcW w:type="dxa" w:w="4706"/>
           </w:tcPr>
           <w:p>
             <w:r>
@@ -2064,7 +2064,7 @@
         </w:tc>
         <w:tc>
           <w:tcPr>
-            <w:tcW w:type="dxa" w:w="4819"/>
+            <w:tcW w:type="dxa" w:w="4706"/>
           </w:tcPr>
           <w:p>
             <w:r>
@@ -2076,7 +2076,7 @@
       <w:tr>
         <w:tc>
           <w:tcPr>
-            <w:tcW w:type="dxa" w:w="4819"/>
+            <w:tcW w:type="dxa" w:w="4706"/>
           </w:tcPr>
           <w:p>
             <w:r>
@@ -2090,7 +2090,7 @@
         </w:tc>
         <w:tc>
           <w:tcPr>
-            <w:tcW w:type="dxa" w:w="4819"/>
+            <w:tcW w:type="dxa" w:w="4706"/>
           </w:tcPr>
           <w:p>
             <w:r>
@@ -2102,7 +2102,7 @@
       <w:tr>
         <w:tc>
           <w:tcPr>
-            <w:tcW w:type="dxa" w:w="4819"/>
+            <w:tcW w:type="dxa" w:w="4706"/>
           </w:tcPr>
           <w:p>
             <w:r>
@@ -2116,7 +2116,7 @@
         </w:tc>
         <w:tc>
           <w:tcPr>
-            <w:tcW w:type="dxa" w:w="4819"/>
+            <w:tcW w:type="dxa" w:w="4706"/>
           </w:tcPr>
           <w:p>
             <w:r>
@@ -2128,7 +2128,7 @@
       <w:tr>
         <w:tc>
           <w:tcPr>
-            <w:tcW w:type="dxa" w:w="4819"/>
+            <w:tcW w:type="dxa" w:w="4706"/>
           </w:tcPr>
           <w:p>
             <w:r>
@@ -2142,7 +2142,7 @@
         </w:tc>
         <w:tc>
           <w:tcPr>
-            <w:tcW w:type="dxa" w:w="4819"/>
+            <w:tcW w:type="dxa" w:w="4706"/>
           </w:tcPr>
           <w:p>
             <w:r>
@@ -2154,7 +2154,7 @@
       <w:tr>
         <w:tc>
           <w:tcPr>
-            <w:tcW w:type="dxa" w:w="4819"/>
+            <w:tcW w:type="dxa" w:w="4706"/>
           </w:tcPr>
           <w:p>
             <w:r>
@@ -2168,7 +2168,7 @@
         </w:tc>
         <w:tc>
           <w:tcPr>
-            <w:tcW w:type="dxa" w:w="4819"/>
+            <w:tcW w:type="dxa" w:w="4706"/>
           </w:tcPr>
           <w:p>
             <w:r>
@@ -2213,10 +2213,22 @@
         <w:t>Block-A, Road-3, House-127 (Green View), 1st Floor, Mirpur-12, Dhaka-1216</w:t>
       </w:r>
     </w:p>
+    <w:p>
+      <w:pPr>
+        <w:jc w:val="center"/>
+      </w:pPr>
+      <w:r>
+        <w:rPr>
+          <w:color w:val="5A5A5A"/>
+          <w:sz w:val="16"/>
+        </w:rPr>
+        <w:t>Yess Bangla Private Limited — Company Profile (editable version)</w:t>
+      </w:r>
+    </w:p>
     <w:sectPr>
-      <w:footerReference w:type="default" r:id="rId9"/>
+      <w:headerReference w:type="default" r:id="rId9"/>
       <w:pgSz w:w="11906" w:h="16838"/>
-      <w:pgMar w:top="1247" w:right="1134" w:bottom="1247" w:left="1134" w:header="720" w:footer="720" w:gutter="0"/>
+      <w:pgMar w:top="2721" w:right="1247" w:bottom="1871" w:left="1247" w:header="720" w:footer="720" w:gutter="0"/>
       <w:cols w:space="720"/>
       <w:docGrid w:linePitch="360"/>
     </w:sectPr>
@@ -2224,22 +2236,57 @@
 </w:document>
 </file>
 
-<file path=word/footer1.xml><?xml version="1.0" encoding="utf-8"?>
-<w:ftr xmlns:m="http://schemas.openxmlformats.org/officeDocument/2006/math" xmlns:mc="http://schemas.openxmlformats.org/markup-compatibility/2006" xmlns:mo="http://schemas.microsoft.com/office/mac/office/2008/main" xmlns:mv="urn:schemas-microsoft-com:mac:vml" xmlns:o="urn:schemas-microsoft-com:office:office" xmlns:r="http://schemas.openxmlformats.org/officeDocument/2006/relationships" xmlns:v="urn:schemas-microsoft-com:vml" xmlns:w10="urn:schemas-microsoft-com:office:word" xmlns:w14="http://schemas.microsoft.com/office/word/2010/wordml" xmlns:w="http://schemas.openxmlformats.org/wordprocessingml/2006/main" xmlns:wne="http://schemas.microsoft.com/office/word/2006/wordml" xmlns:wp14="http://schemas.microsoft.com/office/word/2010/wordprocessingDrawing" xmlns:wp="http://schemas.openxmlformats.org/drawingml/2006/wordprocessingDrawing" xmlns:wpc="http://schemas.microsoft.com/office/word/2010/wordprocessingCanvas" xmlns:wpg="http://schemas.microsoft.com/office/word/2010/wordprocessingGroup" xmlns:wpi="http://schemas.microsoft.com/office/word/2010/wordprocessingInk" xmlns:wps="http://schemas.microsoft.com/office/word/2010/wordprocessingShape" mc:Ignorable="w14 wp14">
+<file path=word/header1.xml><?xml version="1.0" encoding="utf-8"?>
+<w:hdr xmlns:m="http://schemas.openxmlformats.org/officeDocument/2006/math" xmlns:mc="http://schemas.openxmlformats.org/markup-compatibility/2006" xmlns:mo="http://schemas.microsoft.com/office/mac/office/2008/main" xmlns:mv="urn:schemas-microsoft-com:mac:vml" xmlns:o="urn:schemas-microsoft-com:office:office" xmlns:r="http://schemas.openxmlformats.org/officeDocument/2006/relationships" xmlns:v="urn:schemas-microsoft-com:vml" xmlns:w10="urn:schemas-microsoft-com:office:word" xmlns:w14="http://schemas.microsoft.com/office/word/2010/wordml" xmlns:w="http://schemas.openxmlformats.org/wordprocessingml/2006/main" xmlns:wne="http://schemas.microsoft.com/office/word/2006/wordml" xmlns:wp14="http://schemas.microsoft.com/office/word/2010/wordprocessingDrawing" xmlns:wp="http://schemas.openxmlformats.org/drawingml/2006/wordprocessingDrawing" xmlns:wpc="http://schemas.microsoft.com/office/word/2010/wordprocessingCanvas" xmlns:wpg="http://schemas.microsoft.com/office/word/2010/wordprocessingGroup" xmlns:wpi="http://schemas.microsoft.com/office/word/2010/wordprocessingInk" xmlns:wps="http://schemas.microsoft.com/office/word/2010/wordprocessingShape" mc:Ignorable="w14 wp14">
   <w:p>
     <w:pPr>
-      <w:pStyle w:val="Footer"/>
-      <w:jc w:val="center"/>
+      <w:pStyle w:val="Header"/>
     </w:pPr>
-    <w:r>
-      <w:rPr>
-        <w:color w:val="5A5A5A"/>
-        <w:sz w:val="16"/>
-      </w:rPr>
-      <w:t>Yess Bangla Private Limited — Company Profile (editable version)</w:t>
+    <w:r xmlns:a="http://schemas.openxmlformats.org/drawingml/2006/main" xmlns:pic="http://schemas.openxmlformats.org/drawingml/2006/picture">
+      <w:drawing>
+        <wp:anchor behindDoc="1" locked="0" layoutInCell="1" allowOverlap="1" relativeHeight="0" simplePos="0">
+          <wp:simplePos x="0" y="0"/>
+          <wp:positionH relativeFrom="page">
+            <wp:posOffset>0</wp:posOffset>
+          </wp:positionH>
+          <wp:positionV relativeFrom="page">
+            <wp:posOffset>0</wp:posOffset>
+          </wp:positionV>
+          <wp:extent cx="7560000" cy="10692000"/>
+          <wp:effectExtent l="0" t="0" r="0" b="0"/>
+          <wp:wrapNone/>
+          <wp:docPr id="1" name="YessLetterhead" descr="Yess Bangla official letterhead pad"/>
+          <wp:cNvGraphicFramePr/>
+          <a:graphic>
+            <a:graphicData uri="http://schemas.openxmlformats.org/drawingml/2006/picture">
+              <pic:pic>
+                <pic:nvPicPr>
+                  <pic:cNvPr id="0" name="yess-bangla-letterhead.jpeg"/>
+                  <pic:cNvPicPr/>
+                </pic:nvPicPr>
+                <pic:blipFill>
+                  <a:blip r:embed="rId1"/>
+                  <a:stretch>
+                    <a:fillRect/>
+                  </a:stretch>
+                </pic:blipFill>
+                <pic:spPr>
+                  <a:xfrm>
+                    <a:off x="0" y="0"/>
+                    <a:ext cx="7560000" cy="10692000"/>
+                  </a:xfrm>
+                  <a:prstGeom prst="rect">
+                    <a:avLst/>
+                  </a:prstGeom>
+                </pic:spPr>
+              </pic:pic>
+            </a:graphicData>
+          </a:graphic>
+        </wp:anchor>
+      </w:drawing>
     </w:r>
   </w:p>
-</w:ftr>
+</w:hdr>
 </file>
 
 <file path=word/numbering.xml><?xml version="1.0" encoding="utf-8"?>
